--- a/do_not_use/modelli_doc/03modellodatiud.docx
+++ b/do_not_use/modelli_doc/03modellodatiud.docx
@@ -1636,7 +1636,7 @@
           <w:b/>
           <w:bCs/>
         </w:rPr>
-        <w:t>’UNITA’ DIDATTICA</w:t>
+        <w:t>’UNITA’ DI APPRENDIMENTO</w:t>
       </w:r>
       <w:r>
         <w:rPr>
@@ -3234,7 +3234,7 @@
           <w:b/>
           <w:bCs/>
         </w:rPr>
-        <w:t>’UNITA’ DIDATTICA</w:t>
+        <w:t>’UNITA’ DI APPRENDIMENTO</w:t>
       </w:r>
       <w:r>
         <w:rPr>
@@ -4908,7 +4908,7 @@
           <w:b/>
           <w:bCs/>
         </w:rPr>
-        <w:t>’UNITA’ DIDATTICA</w:t>
+        <w:t>’UNITA’ DI APPRENDIMENTO</w:t>
       </w:r>
       <w:r>
         <w:rPr>
@@ -7079,7 +7079,7 @@
           <w:b/>
           <w:bCs/>
         </w:rPr>
-        <w:t>’UNITA’ DIDATTICA</w:t>
+        <w:t>’UNITA’ DI APPRENDIMENTO</w:t>
       </w:r>
       <w:r>
         <w:rPr>
@@ -10657,7 +10657,7 @@
           <w:b/>
           <w:bCs/>
         </w:rPr>
-        <w:t>’UNITA’ DIDATTICA</w:t>
+        <w:t>’UNITA’ DI APPRENDIMENTO</w:t>
       </w:r>
       <w:r>
         <w:rPr>
@@ -14407,7 +14407,7 @@
                 <w:b/>
                 <w:bCs/>
               </w:rPr>
-              <w:t>DELLA UNITA’ DIDATTICA</w:t>
+              <w:t>DELLA UNITA’ DI APPRENDIMENTO</w:t>
             </w:r>
           </w:p>
           <w:p>
@@ -14472,7 +14472,7 @@
               <w:rPr>
                 <w:w w:val="112"/>
               </w:rPr>
-              <w:t xml:space="preserve"> (determina gli obiettivi fondanti dell’unità didattica</w:t>
+              <w:t xml:space="preserve"> (determina gli obiettivi fondanti dell’unità di apprendimento</w:t>
             </w:r>
             <w:proofErr w:type="gramStart"/>
             <w:r>
